--- a/Fase 1/Evidencias Individuales/HERNANDEZ_DUNKAN_1.3_APT122_AutoevaluacionFase1.docx
+++ b/Fase 1/Evidencias Individuales/HERNANDEZ_DUNKAN_1.3_APT122_AutoevaluacionFase1.docx
@@ -1345,7 +1345,7 @@
         <w:rPr>
           <w:rtl w:val="0"/>
         </w:rPr>
-        <w:t xml:space="preserve">Mi rol principal dentro del equipo es tanto de desarrollo como de QA y de DBA. Me encargaré principalmente de mantener unas pruebas del proyecto manteniendo así su calidad de producto final y hacer que nuestro modelo de datos en la base de datos sea lo más pulcra y eficiente posible para un funcionamiento óptimo del CRM durante el tiempo de vida del software y durante el desarrollo del mismo.</w:t>
+        <w:t xml:space="preserve">Mi rol dentro del Development Team es tanto de desarrollo como de QA y de DBA. Me encargaré principalmente de mantener unas pruebas del proyecto manteniendo así su calidad de producto final y hacer que nuestro modelo de datos en la base de datos sea lo más pulcra y eficiente posible para un funcionamiento óptimo del CRM durante el tiempo de vida del software y durante el desarrollo del mismo.</w:t>
       </w:r>
     </w:p>
     <w:p>
@@ -1911,7 +1911,7 @@
           <w:iCs w:val="0"/>
           <w:rtl w:val="0"/>
         </w:rPr>
-        <w:t xml:space="preserve">El proyecto se trabaja bajo un marco ágil, con Scrum como base y un tablero Kanban para ordenar las tareas del día a día. Elegimos este enfoque porque Easy Office es una empresa pequeña, sin área de TI propia, y porque en la primera reunión de levantamiento el cliente confirmó que varios detalles del alcance se van a ir afinando a medida que avance el desarrollo. El trabajo se organiza en sprints de aproximadamente dos semanas, cada uno con historias de usuario priorizadas desde el Product Backlog y una instancia de revisión del incremento al cierre. Para el seguimiento con el cliente se acordaron reuniones cada dos semanas, más un chat de Teams para dudas puntuales. El tablero Kanban todavía no está montado en ninguna herramienta; la idea es implementarlo en GitHub Projects al arrancar el desarrollo.</w:t>
+        <w:t xml:space="preserve">El proyecto se trabaja bajo un marco ágil, con Scrum como base y un tablero Kanban para ordenar las tareas del día a día. Elegimos este enfoque porque Easy Office es una empresa pequeña, sin área de TI propia, y porque en la primera reunión de levantamiento el cliente confirmó que varios detalles del alcance se van a ir afinando a medida que avance el desarrollo. El trabajo se organiza en sprints de aproximadamente tres semanas, cada uno con historias de usuario priorizadas desde el Product Backlog y una instancia de revisión del incremento al cierre. Para el seguimiento con el cliente se acordaron reuniones cada dos semanas, más un chat de Teams para dudas puntuales. El tablero Kanban todavía no está montado en ninguna herramienta; la idea es implementarlo en GitHub Projects al arrancar el desarrollo.</w:t>
       </w:r>
       <w:r>
         <w:rPr>
@@ -1953,7 +1953,7 @@
           <w:iCs w:val="0"/>
           <w:rtl w:val="0"/>
         </w:rPr>
-        <w:t xml:space="preserve">El resto del equipo se organiza así: Diego Navarrete lidera el proyecto, es el punto de contacto principal con el cliente y desarrolla el backend; Andrés Fernández se enfoca en la documentación formal y las evidencias que pide la asignatura. Las tareas de desarrollo se reparten entre los tres durante la planificación de cada sprint.</w:t>
+        <w:t xml:space="preserve">El resto del equipo se organiza así: Diego Navarrete es Product Owner, el punto de contacto principal con el cliente, y desarrolla el backend; Andrés Fernández es Scrum Master y se enfoca en la documentación formal y las evidencias que pide la asignatura. Las tareas de desarrollo se reparten entre los tres durante la planificación de cada sprint.</w:t>
       </w:r>
       <w:r>
         <w:rPr>
@@ -2511,7 +2511,7 @@
                 <w:szCs w:val="20"/>
                 <w:rtl w:val="0"/>
               </w:rPr>
-              <w:t xml:space="preserve">Desarrollo de sprints (construcción incremental del CRM)</w:t>
+              <w:t xml:space="preserve">Desarrollo de sprints (Sprint 1 S5-7: mockups+clientes+backend; Sprint 2 S8-10: contrato+firma; Sprint 3 S11-13: trazabilidad+roles; Sprint 4 S14-16: pruebas+Docker+manual)</w:t>
             </w:r>
             <w:r>
               <w:rPr>
@@ -2532,7 +2532,7 @@
                 <w:szCs w:val="20"/>
                 <w:rtl w:val="0"/>
               </w:rPr>
-              <w:t xml:space="preserve">Semanas 6-14</w:t>
+              <w:t xml:space="preserve">Semanas 5-16</w:t>
             </w:r>
             <w:r>
               <w:rPr>
@@ -2691,7 +2691,7 @@
                 <w:szCs w:val="20"/>
                 <w:rtl w:val="0"/>
               </w:rPr>
-              <w:t xml:space="preserve">Integración y despliegue con Docker</w:t>
+              <w:t xml:space="preserve">Integración y despliegue con Docker (parte del Sprint 4)</w:t>
             </w:r>
             <w:r>
               <w:rPr>
@@ -2712,7 +2712,7 @@
                 <w:szCs w:val="20"/>
                 <w:rtl w:val="0"/>
               </w:rPr>
-              <w:t xml:space="preserve">Semanas 15-16</w:t>
+              <w:t xml:space="preserve">Semanas 14-16</w:t>
             </w:r>
             <w:r>
               <w:rPr>
@@ -4506,7 +4506,7 @@
           <w:iCs w:val="0"/>
           <w:rtl w:val="0"/>
         </w:rPr>
-        <w:t xml:space="preserve">Esta primera fase me dejó claro que la parte que más me cuesta de un proyecto no es programar, sino ordenar y sostener la documentación formal: kick off, carta Gantt, actas. Puedo hacerlo, pero me da menos confianza que escribir código, y por eso mismo elegí no disputar el rol de líder y usar el proyecto para practicar precisamente eso. Marcar mis fortalezas y debilidades sobre las competencias del perfil de egreso me ayudó a ver con más claridad que mi seguridad está en el diseño de bases de datos y el desarrollo, y que la ingeniería de requisitos y la gestión de proyectos son las competencias que más gano reforzando en esta APT. De cara a las siguientes fases quiero llevar el modelo de datos y las pruebas al día desde el primer sprint, en vez de dejar la calidad y la documentación técnica para el final.</w:t>
+        <w:t xml:space="preserve">Esta primera fase me dejó claro que la parte que más me cuesta de un proyecto no es programar, sino ordenar y sostener la documentación formal: kick off, carta Gantt, actas. Puedo hacerlo, pero me da menos confianza que escribir código, y por eso mismo elegí no disputar el rol de Product Owner y usar el proyecto para practicar precisamente eso. Marcar mis fortalezas y debilidades sobre las competencias del perfil de egreso me ayudó a ver con más claridad que mi seguridad está en el diseño de bases de datos y el desarrollo, y que la ingeniería de requisitos y la gestión de proyectos son las competencias que más gano reforzando en esta APT. De cara a las siguientes fases quiero llevar el modelo de datos y las pruebas al día desde el primer sprint, en vez de dejar la calidad y la documentación técnica para el final.</w:t>
       </w:r>
       <w:r>
         <w:rPr>
